--- a/tillsyn/S 4239-2021 tillsynsbegäran.docx
+++ b/tillsyn/S 4239-2021 tillsynsbegäran.docx
@@ -247,7 +247,7 @@
     <w:r>
       <w:tab/>
       <w:tab/>
-      <w:t>2026-07-13</w:t>
+      <w:t>2026-07-14</w:t>
       <w:br/>
       <w:br/>
     </w:r>

--- a/tillsyn/S 4239-2021 tillsynsbegäran.docx
+++ b/tillsyn/S 4239-2021 tillsynsbegäran.docx
@@ -247,7 +247,7 @@
     <w:r>
       <w:tab/>
       <w:tab/>
-      <w:t>2026-07-14</w:t>
+      <w:t>2026-07-15</w:t>
       <w:br/>
       <w:br/>
     </w:r>
